--- a/lessons/1-5-group2/homework.docx
+++ b/lessons/1-5-group2/homework.docx
@@ -115,7 +115,7 @@
           <wp:inline distT="0" distB="0" distL="0" distR="0">
             <wp:extent cx="1047750" cy="790575"/>
             <wp:effectExtent t="0" r="0" b="0" l="0"/>
-            <wp:docPr id="1" name="" descr="" title=""/>
+            <wp:docPr id="1" name="pattern" descr="Picture illustrating the vocabulary word &quot;pattern&quot;" title="pattern"/>
             <wp:cNvGraphicFramePr>
               <a:graphicFrameLocks xmlns:a="http://schemas.openxmlformats.org/drawingml/2006/main" noChangeAspect="1"/>
             </wp:cNvGraphicFramePr>
@@ -178,7 +178,7 @@
           <wp:inline distT="0" distB="0" distL="0" distR="0">
             <wp:extent cx="1047750" cy="790575"/>
             <wp:effectExtent t="0" r="0" b="0" l="0"/>
-            <wp:docPr id="1" name="" descr="" title=""/>
+            <wp:docPr id="1" name="pattern rule" descr="Picture illustrating the vocabulary word &quot;pattern rule&quot;" title="pattern rule"/>
             <wp:cNvGraphicFramePr>
               <a:graphicFrameLocks xmlns:a="http://schemas.openxmlformats.org/drawingml/2006/main" noChangeAspect="1"/>
             </wp:cNvGraphicFramePr>
@@ -241,7 +241,7 @@
           <wp:inline distT="0" distB="0" distL="0" distR="0">
             <wp:extent cx="1047750" cy="790575"/>
             <wp:effectExtent t="0" r="0" b="0" l="0"/>
-            <wp:docPr id="1" name="" descr="" title=""/>
+            <wp:docPr id="1" name="generalization" descr="Picture illustrating the vocabulary word &quot;generalization&quot;" title="generalization"/>
             <wp:cNvGraphicFramePr>
               <a:graphicFrameLocks xmlns:a="http://schemas.openxmlformats.org/drawingml/2006/main" noChangeAspect="1"/>
             </wp:cNvGraphicFramePr>
@@ -304,7 +304,7 @@
           <wp:inline distT="0" distB="0" distL="0" distR="0">
             <wp:extent cx="1047750" cy="790575"/>
             <wp:effectExtent t="0" r="0" b="0" l="0"/>
-            <wp:docPr id="1" name="" descr="" title=""/>
+            <wp:docPr id="1" name="table of values" descr="Picture illustrating the vocabulary word &quot;table of values&quot;" title="table of values"/>
             <wp:cNvGraphicFramePr>
               <a:graphicFrameLocks xmlns:a="http://schemas.openxmlformats.org/drawingml/2006/main" noChangeAspect="1"/>
             </wp:cNvGraphicFramePr>
@@ -367,7 +367,7 @@
           <wp:inline distT="0" distB="0" distL="0" distR="0">
             <wp:extent cx="1047750" cy="790575"/>
             <wp:effectExtent t="0" r="0" b="0" l="0"/>
-            <wp:docPr id="1" name="" descr="" title=""/>
+            <wp:docPr id="1" name="reasonableness" descr="Picture illustrating the vocabulary word &quot;reasonableness&quot;" title="reasonableness"/>
             <wp:cNvGraphicFramePr>
               <a:graphicFrameLocks xmlns:a="http://schemas.openxmlformats.org/drawingml/2006/main" noChangeAspect="1"/>
             </wp:cNvGraphicFramePr>
@@ -461,7 +461,7 @@
         <w:spacing w:after="40" w:before="0"/>
       </w:pPr>
       <w:r>
-        <w:t xml:space="preserve">     A. 38</w:t>
+        <w:t xml:space="preserve">     A. 20</w:t>
       </w:r>
     </w:p>
     <w:p>
@@ -477,7 +477,7 @@
         <w:spacing w:after="40" w:before="0"/>
       </w:pPr>
       <w:r>
-        <w:t xml:space="preserve">     C. 20</w:t>
+        <w:t xml:space="preserve">     C. 38</w:t>
       </w:r>
     </w:p>
     <w:p>
@@ -571,31 +571,31 @@
         <w:spacing w:after="40" w:before="0"/>
       </w:pPr>
       <w:r>
-        <w:t xml:space="preserve">     A. 200 quarters, 25 dimes, 15 nickels, 25 pennies</w:t>
-      </w:r>
-    </w:p>
-    <w:p>
-      <w:pPr>
-        <w:spacing w:after="40" w:before="0"/>
-      </w:pPr>
-      <w:r>
-        <w:t xml:space="preserve">     B. 200 quarters, 25 dimes, 15 nickels, 20 pennies</w:t>
-      </w:r>
-    </w:p>
-    <w:p>
-      <w:pPr>
-        <w:spacing w:after="40" w:before="0"/>
-      </w:pPr>
-      <w:r>
-        <w:t xml:space="preserve">     C. 200 quarters, 30 dimes, 15 nickels, 25 pennies</w:t>
-      </w:r>
-    </w:p>
-    <w:p>
-      <w:pPr>
-        <w:spacing w:after="40" w:before="0"/>
-      </w:pPr>
-      <w:r>
-        <w:t xml:space="preserve">     D. 100 quarters, 25 dimes, 15 nickels, 25 pennies</w:t>
+        <w:t xml:space="preserve">     A. 100 quarters, 25 dimes, 15 nickels, 25 pennies</w:t>
+      </w:r>
+    </w:p>
+    <w:p>
+      <w:pPr>
+        <w:spacing w:after="40" w:before="0"/>
+      </w:pPr>
+      <w:r>
+        <w:t xml:space="preserve">     B. 200 quarters, 25 dimes, 15 nickels, 25 pennies</w:t>
+      </w:r>
+    </w:p>
+    <w:p>
+      <w:pPr>
+        <w:spacing w:after="40" w:before="0"/>
+      </w:pPr>
+      <w:r>
+        <w:t xml:space="preserve">     C. 200 quarters, 25 dimes, 15 nickels, 20 pennies</w:t>
+      </w:r>
+    </w:p>
+    <w:p>
+      <w:pPr>
+        <w:spacing w:after="40" w:before="0"/>
+      </w:pPr>
+      <w:r>
+        <w:t xml:space="preserve">     D. 200 quarters, 30 dimes, 15 nickels, 25 pennies</w:t>
       </w:r>
     </w:p>
     <w:p>
@@ -626,31 +626,31 @@
         <w:spacing w:after="40" w:before="0"/>
       </w:pPr>
       <w:r>
-        <w:t xml:space="preserve">     A. It lists the score after every shot, so you can see the pattern land exactly on 38</w:t>
-      </w:r>
-    </w:p>
-    <w:p>
-      <w:pPr>
-        <w:spacing w:after="40" w:before="0"/>
-      </w:pPr>
-      <w:r>
-        <w:t xml:space="preserve">     B. It rounds the answer to the nearest ten</w:t>
-      </w:r>
-    </w:p>
-    <w:p>
-      <w:pPr>
-        <w:spacing w:after="40" w:before="0"/>
-      </w:pPr>
-      <w:r>
-        <w:t xml:space="preserve">     C. It replaces the pattern rule so you don't need one</w:t>
-      </w:r>
-    </w:p>
-    <w:p>
-      <w:pPr>
-        <w:spacing w:after="40" w:before="0"/>
-      </w:pPr>
-      <w:r>
-        <w:t xml:space="preserve">     D. It proves the answer without doing any calculations</w:t>
+        <w:t xml:space="preserve">     A. It rounds the answer to the nearest ten</w:t>
+      </w:r>
+    </w:p>
+    <w:p>
+      <w:pPr>
+        <w:spacing w:after="40" w:before="0"/>
+      </w:pPr>
+      <w:r>
+        <w:t xml:space="preserve">     B. It replaces the pattern rule so you don't need one</w:t>
+      </w:r>
+    </w:p>
+    <w:p>
+      <w:pPr>
+        <w:spacing w:after="40" w:before="0"/>
+      </w:pPr>
+      <w:r>
+        <w:t xml:space="preserve">     C. It proves the answer without doing any calculations</w:t>
+      </w:r>
+    </w:p>
+    <w:p>
+      <w:pPr>
+        <w:spacing w:after="40" w:before="0"/>
+      </w:pPr>
+      <w:r>
+        <w:t xml:space="preserve">     D. It lists the score after every shot, so you can see the pattern land exactly on 38</w:t>
       </w:r>
     </w:p>
     <w:p>
@@ -691,7 +691,7 @@
           <w:b/>
           <w:bCs/>
         </w:rPr>
-        <w:t xml:space="preserve">1. A. 38</w:t>
+        <w:t xml:space="preserve">1. C. 38</w:t>
       </w:r>
     </w:p>
     <w:p>
@@ -755,7 +755,7 @@
           <w:b/>
           <w:bCs/>
         </w:rPr>
-        <w:t xml:space="preserve">3. A. 200 quarters, 25 dimes, 15 nickels, 25 pennies</w:t>
+        <w:t xml:space="preserve">3. B. 200 quarters, 25 dimes, 15 nickels, 25 pennies</w:t>
       </w:r>
     </w:p>
     <w:p>
@@ -787,7 +787,7 @@
           <w:b/>
           <w:bCs/>
         </w:rPr>
-        <w:t xml:space="preserve">4. A. It lists the score after every shot, so you can see the pattern land exactly on 38</w:t>
+        <w:t xml:space="preserve">4. D. It lists the score after every shot, so you can see the pattern land exactly on 38</w:t>
       </w:r>
     </w:p>
     <w:p>
@@ -996,7 +996,14 @@
 <file path=word/styles.xml><?xml version="1.0" encoding="utf-8"?>
 <w:styles xmlns:mc="http://schemas.openxmlformats.org/markup-compatibility/2006" xmlns:r="http://schemas.openxmlformats.org/officeDocument/2006/relationships" xmlns:w="http://schemas.openxmlformats.org/wordprocessingml/2006/main" xmlns:w14="http://schemas.microsoft.com/office/word/2010/wordml" xmlns:w15="http://schemas.microsoft.com/office/word/2012/wordml" mc:Ignorable="w14 w15">
   <w:docDefaults>
-    <w:rPrDefault/>
+    <w:rPrDefault>
+      <w:rPr>
+        <w:rFonts w:ascii="Arial" w:cs="Arial" w:eastAsia="Arial" w:hAnsi="Arial"/>
+        <w:sz w:val="22"/>
+        <w:szCs w:val="22"/>
+        <w:lang w:val="en-US"/>
+      </w:rPr>
+    </w:rPrDefault>
     <w:pPrDefault/>
   </w:docDefaults>
   <w:style w:type="paragraph" w:styleId="Title">
@@ -1014,10 +1021,16 @@
     <w:basedOn w:val="Normal"/>
     <w:next w:val="Normal"/>
     <w:qFormat/>
-    <w:rPr>
-      <w:color w:val="2E74B5"/>
-      <w:sz w:val="32"/>
-      <w:szCs w:val="32"/>
+    <w:pPr>
+      <w:keepNext/>
+    </w:pPr>
+    <w:rPr>
+      <w:rFonts w:ascii="Arial" w:cs="Arial" w:eastAsia="Arial" w:hAnsi="Arial"/>
+      <w:b/>
+      <w:bCs/>
+      <w:color w:val="183E56"/>
+      <w:sz w:val="34"/>
+      <w:szCs w:val="34"/>
     </w:rPr>
   </w:style>
   <w:style w:type="paragraph" w:styleId="Heading2">
@@ -1025,8 +1038,14 @@
     <w:basedOn w:val="Normal"/>
     <w:next w:val="Normal"/>
     <w:qFormat/>
-    <w:rPr>
-      <w:color w:val="2E74B5"/>
+    <w:pPr>
+      <w:keepNext/>
+    </w:pPr>
+    <w:rPr>
+      <w:rFonts w:ascii="Arial" w:cs="Arial" w:eastAsia="Arial" w:hAnsi="Arial"/>
+      <w:b/>
+      <w:bCs/>
+      <w:color w:val="176B70"/>
       <w:sz w:val="26"/>
       <w:szCs w:val="26"/>
     </w:rPr>

--- a/lessons/1-5-group2/homework.docx
+++ b/lessons/1-5-group2/homework.docx
@@ -664,152 +664,6 @@
         <w:t xml:space="preserve">______________________________________________________________________</w:t>
       </w:r>
     </w:p>
-    <w:p>
-      <w:r>
-        <w:br w:type="page"/>
-      </w:r>
-    </w:p>
-    <w:p>
-      <w:pPr>
-        <w:pStyle w:val="Heading1"/>
-        <w:spacing w:after="120"/>
-      </w:pPr>
-      <w:r>
-        <w:rPr>
-          <w:b/>
-          <w:bCs/>
-        </w:rPr>
-        <w:t xml:space="preserve">Answer Key (Teacher)</w:t>
-      </w:r>
-    </w:p>
-    <w:p>
-      <w:pPr>
-        <w:spacing w:after="40" w:before="0"/>
-      </w:pPr>
-      <w:r>
-        <w:rPr>
-          <w:b/>
-          <w:bCs/>
-        </w:rPr>
-        <w:t xml:space="preserve">1. C. 38</w:t>
-      </w:r>
-    </w:p>
-    <w:p>
-      <w:pPr>
-        <w:spacing w:after="20" w:before="0"/>
-      </w:pPr>
-      <w:r>
-        <w:t xml:space="preserve">     Ten two-pointers add 10 × 2 = 20 points, and 18 + 20 = 38 points.</w:t>
-      </w:r>
-    </w:p>
-    <w:p>
-      <w:pPr>
-        <w:spacing w:after="80" w:before="0"/>
-      </w:pPr>
-      <w:r>
-        <w:rPr>
-          <w:i/>
-          <w:iCs/>
-        </w:rPr>
-        <w:t xml:space="preserve">     Watch for: Reporting only the points from the streak (20 or 30) and forgetting to add the points each player had before the streak began.</w:t>
-      </w:r>
-    </w:p>
-    <w:p>
-      <w:pPr>
-        <w:spacing w:after="40" w:before="0"/>
-      </w:pPr>
-      <w:r>
-        <w:rPr>
-          <w:b/>
-          <w:bCs/>
-        </w:rPr>
-        <w:t xml:space="preserve">2. A. Because the total's cents end in 0, and only pennies make amounts that aren't multiples of 5 cents</w:t>
-      </w:r>
-    </w:p>
-    <w:p>
-      <w:pPr>
-        <w:spacing w:after="20" w:before="0"/>
-      </w:pPr>
-      <w:r>
-        <w:t xml:space="preserve">     Nickels, dimes, and quarters are each worth a multiple of 5 cents. For the total to land on a 0, the pennies must also add up to a multiple of 5 cents — so their count is a multiple of 5.</w:t>
-      </w:r>
-    </w:p>
-    <w:p>
-      <w:pPr>
-        <w:spacing w:after="80" w:before="0"/>
-      </w:pPr>
-      <w:r>
-        <w:rPr>
-          <w:i/>
-          <w:iCs/>
-        </w:rPr>
-        <w:t xml:space="preserve">     Watch for: Reporting only the points from the streak (20 or 30) and forgetting to add the points each player had before the streak began.</w:t>
-      </w:r>
-    </w:p>
-    <w:p>
-      <w:pPr>
-        <w:spacing w:after="40" w:before="0"/>
-      </w:pPr>
-      <w:r>
-        <w:rPr>
-          <w:b/>
-          <w:bCs/>
-        </w:rPr>
-        <w:t xml:space="preserve">3. B. 200 quarters, 25 dimes, 15 nickels, 25 pennies</w:t>
-      </w:r>
-    </w:p>
-    <w:p>
-      <w:pPr>
-        <w:spacing w:after="20" w:before="0"/>
-      </w:pPr>
-      <w:r>
-        <w:t xml:space="preserve">     $50.00 + $2.50 + $0.75 + $0.25 = $53.50 exactly.</w:t>
-      </w:r>
-    </w:p>
-    <w:p>
-      <w:pPr>
-        <w:spacing w:after="80" w:before="0"/>
-      </w:pPr>
-      <w:r>
-        <w:rPr>
-          <w:i/>
-          <w:iCs/>
-        </w:rPr>
-        <w:t xml:space="preserve">     Watch for: Reporting only the points from the streak (20 or 30) and forgetting to add the points each player had before the streak began.</w:t>
-      </w:r>
-    </w:p>
-    <w:p>
-      <w:pPr>
-        <w:spacing w:after="40" w:before="0"/>
-      </w:pPr>
-      <w:r>
-        <w:rPr>
-          <w:b/>
-          <w:bCs/>
-        </w:rPr>
-        <w:t xml:space="preserve">4. D. It lists the score after every shot, so you can see the pattern land exactly on 38</w:t>
-      </w:r>
-    </w:p>
-    <w:p>
-      <w:pPr>
-        <w:spacing w:after="20" w:before="0"/>
-      </w:pPr>
-      <w:r>
-        <w:t xml:space="preserve">     The book's table lists each step — 20, 22, 24, … — and verifies that the calculations were correct: Player A scored 38.</w:t>
-      </w:r>
-    </w:p>
-    <w:p>
-      <w:pPr>
-        <w:spacing w:after="80" w:before="0"/>
-      </w:pPr>
-      <w:r>
-        <w:rPr>
-          <w:i/>
-          <w:iCs/>
-        </w:rPr>
-        <w:t xml:space="preserve">     Watch for: Reporting only the points from the streak (20 or 30) and forgetting to add the points each player had before the streak began.</w:t>
-      </w:r>
-    </w:p>
     <w:sectPr>
       <w:pgSz w:w="11906" w:h="16838" w:orient="portrait"/>
       <w:pgMar w:top="720" w:right="900" w:bottom="720" w:left="900" w:header="708" w:footer="708" w:gutter="0"/>
